--- a/exports/table3.docx
+++ b/exports/table3.docx
@@ -92,7 +92,7 @@
                 <w:rFonts w:ascii="Calibri" w:hAnsi="Calibri"/>
                 <w:sz w:val="20"/>
               </w:rPr>
-              <w:t xml:space="preserve">N = 1,391,588</w:t>
+              <w:t xml:space="preserve">N = 1,321,637</w:t>
             </w:r>
             <w:r>
               <w:rPr>
@@ -145,7 +145,7 @@
                 <w:rFonts w:ascii="Calibri" w:hAnsi="Calibri"/>
                 <w:sz w:val="20"/>
               </w:rPr>
-              <w:t xml:space="preserve">N = 1,346,795</w:t>
+              <w:t xml:space="preserve">N = 1,299,685</w:t>
             </w:r>
             <w:r>
               <w:rPr>
@@ -241,7 +241,7 @@
                 <w:rFonts w:ascii="Calibri" w:hAnsi="Calibri"/>
                 <w:sz w:val="20"/>
               </w:rPr>
-              <w:t xml:space="default">72,452 (5.2%)</w:t>
+              <w:t xml:space="default">72,452 (5.5%)</w:t>
             </w:r>
           </w:p>
         </w:tc>
@@ -265,7 +265,7 @@
                 <w:rFonts w:ascii="Calibri" w:hAnsi="Calibri"/>
                 <w:sz w:val="20"/>
               </w:rPr>
-              <w:t xml:space="default">151,199 (11%)</w:t>
+              <w:t xml:space="default">151,199 (12%)</w:t>
             </w:r>
           </w:p>
         </w:tc>
@@ -343,7 +343,7 @@
                 <w:rFonts w:ascii="Calibri" w:hAnsi="Calibri"/>
                 <w:sz w:val="20"/>
               </w:rPr>
-              <w:t xml:space="default">292,483 (21%)</w:t>
+              <w:t xml:space="default">292,483 (22%)</w:t>
             </w:r>
           </w:p>
         </w:tc>
@@ -367,7 +367,7 @@
                 <w:rFonts w:ascii="Calibri" w:hAnsi="Calibri"/>
                 <w:sz w:val="20"/>
               </w:rPr>
-              <w:t xml:space="default">293,968 (22%)</w:t>
+              <w:t xml:space="default">293,968 (23%)</w:t>
             </w:r>
           </w:p>
         </w:tc>
@@ -391,7 +391,7 @@
                 <w:rFonts w:ascii="Calibri" w:hAnsi="Calibri"/>
                 <w:sz w:val="20"/>
               </w:rPr>
-              <w:t xml:space="default">0.9</w:t>
+              <w:t xml:space="default">&gt;0.9</w:t>
             </w:r>
           </w:p>
         </w:tc>
@@ -445,7 +445,7 @@
                 <w:rFonts w:ascii="Calibri" w:hAnsi="Calibri"/>
                 <w:sz w:val="20"/>
               </w:rPr>
-              <w:t xml:space="default">270,146 (19%)</w:t>
+              <w:t xml:space="default">252,851 (19%)</w:t>
             </w:r>
           </w:p>
         </w:tc>
@@ -469,7 +469,7 @@
                 <w:rFonts w:ascii="Calibri" w:hAnsi="Calibri"/>
                 <w:sz w:val="20"/>
               </w:rPr>
-              <w:t xml:space="default">339,776 (25%)</w:t>
+              <w:t xml:space="default">339,776 (26%)</w:t>
             </w:r>
           </w:p>
         </w:tc>
@@ -493,7 +493,7 @@
                 <w:rFonts w:ascii="Calibri" w:hAnsi="Calibri"/>
                 <w:sz w:val="20"/>
               </w:rPr>
-              <w:t xml:space="default">0.4</w:t>
+              <w:t xml:space="default">0.3</w:t>
             </w:r>
           </w:p>
         </w:tc>
@@ -547,7 +547,7 @@
                 <w:rFonts w:ascii="Calibri" w:hAnsi="Calibri"/>
                 <w:sz w:val="20"/>
               </w:rPr>
-              <w:t xml:space="default">828,113 (60%)</w:t>
+              <w:t xml:space="default">775,456 (59%)</w:t>
             </w:r>
           </w:p>
         </w:tc>
@@ -571,7 +571,7 @@
                 <w:rFonts w:ascii="Calibri" w:hAnsi="Calibri"/>
                 <w:sz w:val="20"/>
               </w:rPr>
-              <w:t xml:space="default">734,452 (55%)</w:t>
+              <w:t xml:space="default">687,342 (53%)</w:t>
             </w:r>
           </w:p>
         </w:tc>
@@ -673,7 +673,7 @@
                 <w:rFonts w:ascii="Calibri" w:hAnsi="Calibri"/>
                 <w:sz w:val="20"/>
               </w:rPr>
-              <w:t xml:space="default">14,057 (1.0%)</w:t>
+              <w:t xml:space="default">14,057 (1.1%)</w:t>
             </w:r>
           </w:p>
         </w:tc>
@@ -751,7 +751,7 @@
                 <w:rFonts w:ascii="Calibri" w:hAnsi="Calibri"/>
                 <w:sz w:val="20"/>
               </w:rPr>
-              <w:t xml:space="default">83,814 (6.0%)</w:t>
+              <w:t xml:space="default">83,814 (6.3%)</w:t>
             </w:r>
           </w:p>
         </w:tc>
@@ -853,7 +853,7 @@
                 <w:rFonts w:ascii="Calibri" w:hAnsi="Calibri"/>
                 <w:sz w:val="20"/>
               </w:rPr>
-              <w:t xml:space="default">181,413 (13%)</w:t>
+              <w:t xml:space="default">175,047 (13%)</w:t>
             </w:r>
           </w:p>
         </w:tc>
@@ -877,7 +877,7 @@
                 <w:rFonts w:ascii="Calibri" w:hAnsi="Calibri"/>
                 <w:sz w:val="20"/>
               </w:rPr>
-              <w:t xml:space="default">179,897 (13%)</w:t>
+              <w:t xml:space="default">179,897 (14%)</w:t>
             </w:r>
           </w:p>
         </w:tc>

--- a/exports/table3.docx
+++ b/exports/table3.docx
@@ -92,7 +92,7 @@
                 <w:rFonts w:ascii="Calibri" w:hAnsi="Calibri"/>
                 <w:sz w:val="20"/>
               </w:rPr>
-              <w:t xml:space="preserve">N = 1,321,637</w:t>
+              <w:t xml:space="preserve">N = 2,085,412</w:t>
             </w:r>
             <w:r>
               <w:rPr>
@@ -145,7 +145,7 @@
                 <w:rFonts w:ascii="Calibri" w:hAnsi="Calibri"/>
                 <w:sz w:val="20"/>
               </w:rPr>
-              <w:t xml:space="preserve">N = 1,299,685</w:t>
+              <w:t xml:space="preserve">N = 2,137,037</w:t>
             </w:r>
             <w:r>
               <w:rPr>
@@ -217,7 +217,7 @@
                 <w:sz w:val="20"/>
                 <w:b w:val="true"/>
               </w:rPr>
-              <w:t xml:space="default">Lisdexamfetamine</w:t>
+              <w:t xml:space="default">ADHD medication types</w:t>
             </w:r>
           </w:p>
         </w:tc>
@@ -241,7 +241,7 @@
                 <w:rFonts w:ascii="Calibri" w:hAnsi="Calibri"/>
                 <w:sz w:val="20"/>
               </w:rPr>
-              <w:t xml:space="default">72,452 (5.5%)</w:t>
+              <w:t xml:space="default"/>
             </w:r>
           </w:p>
         </w:tc>
@@ -265,7 +265,7 @@
                 <w:rFonts w:ascii="Calibri" w:hAnsi="Calibri"/>
                 <w:sz w:val="20"/>
               </w:rPr>
-              <w:t xml:space="default">151,199 (12%)</w:t>
+              <w:t xml:space="default"/>
             </w:r>
           </w:p>
         </w:tc>
@@ -289,7 +289,7 @@
                 <w:rFonts w:ascii="Calibri" w:hAnsi="Calibri"/>
                 <w:sz w:val="20"/>
               </w:rPr>
-              <w:t xml:space="default">0.2</w:t>
+              <w:t xml:space="default">0.10</w:t>
             </w:r>
           </w:p>
         </w:tc>
@@ -317,9 +317,8 @@
               <w:rPr>
                 <w:rFonts w:ascii="Calibri" w:hAnsi="Calibri"/>
                 <w:sz w:val="20"/>
-                <w:b w:val="true"/>
-              </w:rPr>
-              <w:t xml:space="default">Dexmethylphenidate</w:t>
+              </w:rPr>
+              <w:t xml:space="default">    Amphetamines</w:t>
             </w:r>
           </w:p>
         </w:tc>
@@ -343,7 +342,7 @@
                 <w:rFonts w:ascii="Calibri" w:hAnsi="Calibri"/>
                 <w:sz w:val="20"/>
               </w:rPr>
-              <w:t xml:space="default">292,483 (22%)</w:t>
+              <w:t xml:space="default">1,137,693 (55%)</w:t>
             </w:r>
           </w:p>
         </w:tc>
@@ -367,7 +366,7 @@
                 <w:rFonts w:ascii="Calibri" w:hAnsi="Calibri"/>
                 <w:sz w:val="20"/>
               </w:rPr>
-              <w:t xml:space="default">293,968 (23%)</w:t>
+              <w:t xml:space="default">1,239,001 (58%)</w:t>
             </w:r>
           </w:p>
         </w:tc>
@@ -391,7 +390,7 @@
                 <w:rFonts w:ascii="Calibri" w:hAnsi="Calibri"/>
                 <w:sz w:val="20"/>
               </w:rPr>
-              <w:t xml:space="default">&gt;0.9</w:t>
+              <w:t xml:space="default"/>
             </w:r>
           </w:p>
         </w:tc>
@@ -419,9 +418,8 @@
               <w:rPr>
                 <w:rFonts w:ascii="Calibri" w:hAnsi="Calibri"/>
                 <w:sz w:val="20"/>
-                <w:b w:val="true"/>
-              </w:rPr>
-              <w:t xml:space="default">Methylphenidate</w:t>
+              </w:rPr>
+              <w:t xml:space="default">    Dexmethylphenidate</w:t>
             </w:r>
           </w:p>
         </w:tc>
@@ -445,7 +443,7 @@
                 <w:rFonts w:ascii="Calibri" w:hAnsi="Calibri"/>
                 <w:sz w:val="20"/>
               </w:rPr>
-              <w:t xml:space="default">252,851 (19%)</w:t>
+              <w:t xml:space="default">337,105 (16%)</w:t>
             </w:r>
           </w:p>
         </w:tc>
@@ -469,7 +467,7 @@
                 <w:rFonts w:ascii="Calibri" w:hAnsi="Calibri"/>
                 <w:sz w:val="20"/>
               </w:rPr>
-              <w:t xml:space="default">339,776 (26%)</w:t>
+              <w:t xml:space="default">392,104 (18%)</w:t>
             </w:r>
           </w:p>
         </w:tc>
@@ -493,7 +491,7 @@
                 <w:rFonts w:ascii="Calibri" w:hAnsi="Calibri"/>
                 <w:sz w:val="20"/>
               </w:rPr>
-              <w:t xml:space="default">0.3</w:t>
+              <w:t xml:space="default"/>
             </w:r>
           </w:p>
         </w:tc>
@@ -521,9 +519,8 @@
               <w:rPr>
                 <w:rFonts w:ascii="Calibri" w:hAnsi="Calibri"/>
                 <w:sz w:val="20"/>
-                <w:b w:val="true"/>
-              </w:rPr>
-              <w:t xml:space="default">Amphetamine mixed salts</w:t>
+              </w:rPr>
+              <w:t xml:space="default">    Methylphenidate</w:t>
             </w:r>
           </w:p>
         </w:tc>
@@ -547,7 +544,7 @@
                 <w:rFonts w:ascii="Calibri" w:hAnsi="Calibri"/>
                 <w:sz w:val="20"/>
               </w:rPr>
-              <w:t xml:space="default">775,456 (59%)</w:t>
+              <w:t xml:space="default">433,784 (21%)</w:t>
             </w:r>
           </w:p>
         </w:tc>
@@ -571,7 +568,7 @@
                 <w:rFonts w:ascii="Calibri" w:hAnsi="Calibri"/>
                 <w:sz w:val="20"/>
               </w:rPr>
-              <w:t xml:space="default">687,342 (53%)</w:t>
+              <w:t xml:space="default">406,043 (19%)</w:t>
             </w:r>
           </w:p>
         </w:tc>
@@ -595,7 +592,7 @@
                 <w:rFonts w:ascii="Calibri" w:hAnsi="Calibri"/>
                 <w:sz w:val="20"/>
               </w:rPr>
-              <w:t xml:space="default">0.5</w:t>
+              <w:t xml:space="default"/>
             </w:r>
           </w:p>
         </w:tc>
@@ -623,9 +620,8 @@
               <w:rPr>
                 <w:rFonts w:ascii="Calibri" w:hAnsi="Calibri"/>
                 <w:sz w:val="20"/>
-                <w:b w:val="true"/>
-              </w:rPr>
-              <w:t xml:space="default">Atomoxetine</w:t>
+              </w:rPr>
+              <w:t xml:space="default">    Mixed therapy</w:t>
             </w:r>
           </w:p>
         </w:tc>
@@ -649,7 +645,7 @@
                 <w:rFonts w:ascii="Calibri" w:hAnsi="Calibri"/>
                 <w:sz w:val="20"/>
               </w:rPr>
-              <w:t xml:space="default">0 (0%)</w:t>
+              <w:t xml:space="default">5,315 (0.3%)</w:t>
             </w:r>
           </w:p>
         </w:tc>
@@ -673,7 +669,7 @@
                 <w:rFonts w:ascii="Calibri" w:hAnsi="Calibri"/>
                 <w:sz w:val="20"/>
               </w:rPr>
-              <w:t xml:space="default">14,057 (1.1%)</w:t>
+              <w:t xml:space="default">56,241 (2.6%)</w:t>
             </w:r>
           </w:p>
         </w:tc>
@@ -697,7 +693,7 @@
                 <w:rFonts w:ascii="Calibri" w:hAnsi="Calibri"/>
                 <w:sz w:val="20"/>
               </w:rPr>
-              <w:t xml:space="default">0.3</w:t>
+              <w:t xml:space="default"/>
             </w:r>
           </w:p>
         </w:tc>
@@ -725,9 +721,8 @@
               <w:rPr>
                 <w:rFonts w:ascii="Calibri" w:hAnsi="Calibri"/>
                 <w:sz w:val="20"/>
-                <w:b w:val="true"/>
-              </w:rPr>
-              <w:t xml:space="default">Guanfacine</w:t>
+              </w:rPr>
+              <w:t xml:space="default">    Non-stimulants</w:t>
             </w:r>
           </w:p>
         </w:tc>
@@ -751,7 +746,7 @@
                 <w:rFonts w:ascii="Calibri" w:hAnsi="Calibri"/>
                 <w:sz w:val="20"/>
               </w:rPr>
-              <w:t xml:space="default">83,814 (6.3%)</w:t>
+              <w:t xml:space="default">171,514 (8.2%)</w:t>
             </w:r>
           </w:p>
         </w:tc>
@@ -775,7 +770,7 @@
                 <w:rFonts w:ascii="Calibri" w:hAnsi="Calibri"/>
                 <w:sz w:val="20"/>
               </w:rPr>
-              <w:t xml:space="default">5,697 (0.4%)</w:t>
+              <w:t xml:space="default">43,649 (2.0%)</w:t>
             </w:r>
           </w:p>
         </w:tc>
@@ -799,7 +794,7 @@
                 <w:rFonts w:ascii="Calibri" w:hAnsi="Calibri"/>
                 <w:sz w:val="20"/>
               </w:rPr>
-              <w:t xml:space="default">0.002</w:t>
+              <w:t xml:space="default"/>
             </w:r>
           </w:p>
         </w:tc>
@@ -810,108 +805,6 @@
         </w:trPr>
         <w:tc>
           <w:tcPr>
-            <w:tcBorders>
-              <w:top w:val="single" w:space="0" w:color="D3D3D3"/>
-              <w:bottom w:val="single" w:space="0" w:color="D3D3D3"/>
-              <w:start w:val="single" w:space="0" w:color="D3D3D3"/>
-              <w:end w:val="single" w:space="0" w:color="D3D3D3"/>
-            </w:tcBorders>
-          </w:tcPr>
-          <w:p>
-            <w:pPr>
-              <w:spacing w:before="0" w:after="60"/>
-              <w:keepNext/>
-              <w:jc w:val="start"/>
-            </w:pPr>
-            <w:r>
-              <w:rPr>
-                <w:rFonts w:ascii="Calibri" w:hAnsi="Calibri"/>
-                <w:sz w:val="20"/>
-                <w:b w:val="true"/>
-              </w:rPr>
-              <w:t xml:space="default">Clonidine</w:t>
-            </w:r>
-          </w:p>
-        </w:tc>
-        <w:tc>
-          <w:tcPr>
-            <w:tcBorders>
-              <w:top w:val="single" w:space="0" w:color="D3D3D3"/>
-              <w:bottom w:val="single" w:space="0" w:color="D3D3D3"/>
-              <w:start w:val="single" w:space="0" w:color="D3D3D3"/>
-              <w:end w:val="single" w:space="0" w:color="D3D3D3"/>
-            </w:tcBorders>
-          </w:tcPr>
-          <w:p>
-            <w:pPr>
-              <w:spacing w:before="0" w:after="60"/>
-              <w:keepNext/>
-              <w:jc w:val="center"/>
-            </w:pPr>
-            <w:r>
-              <w:rPr>
-                <w:rFonts w:ascii="Calibri" w:hAnsi="Calibri"/>
-                <w:sz w:val="20"/>
-              </w:rPr>
-              <w:t xml:space="default">175,047 (13%)</w:t>
-            </w:r>
-          </w:p>
-        </w:tc>
-        <w:tc>
-          <w:tcPr>
-            <w:tcBorders>
-              <w:top w:val="single" w:space="0" w:color="D3D3D3"/>
-              <w:bottom w:val="single" w:space="0" w:color="D3D3D3"/>
-              <w:start w:val="single" w:space="0" w:color="D3D3D3"/>
-              <w:end w:val="single" w:space="0" w:color="D3D3D3"/>
-            </w:tcBorders>
-          </w:tcPr>
-          <w:p>
-            <w:pPr>
-              <w:spacing w:before="0" w:after="60"/>
-              <w:keepNext/>
-              <w:jc w:val="center"/>
-            </w:pPr>
-            <w:r>
-              <w:rPr>
-                <w:rFonts w:ascii="Calibri" w:hAnsi="Calibri"/>
-                <w:sz w:val="20"/>
-              </w:rPr>
-              <w:t xml:space="default">179,897 (14%)</w:t>
-            </w:r>
-          </w:p>
-        </w:tc>
-        <w:tc>
-          <w:tcPr>
-            <w:tcBorders>
-              <w:top w:val="single" w:space="0" w:color="D3D3D3"/>
-              <w:bottom w:val="single" w:space="0" w:color="D3D3D3"/>
-              <w:start w:val="single" w:space="0" w:color="D3D3D3"/>
-              <w:end w:val="single" w:space="0" w:color="D3D3D3"/>
-            </w:tcBorders>
-          </w:tcPr>
-          <w:p>
-            <w:pPr>
-              <w:spacing w:before="0" w:after="60"/>
-              <w:keepNext/>
-              <w:jc w:val="center"/>
-            </w:pPr>
-            <w:r>
-              <w:rPr>
-                <w:rFonts w:ascii="Calibri" w:hAnsi="Calibri"/>
-                <w:sz w:val="20"/>
-              </w:rPr>
-              <w:t xml:space="default">&gt;0.9</w:t>
-            </w:r>
-          </w:p>
-        </w:tc>
-      </w:tr>
-      <w:tr>
-        <w:trPr>
-          <w:cantSplit/>
-        </w:trPr>
-        <w:tc>
-          <w:tcPr>
             <w:gridSpan w:val="4"/>
           </w:tcPr>
           <w:p>
@@ -933,7 +826,35 @@
                 <w:rFonts w:ascii="Calibri" w:hAnsi="Calibri"/>
                 <w:sz w:val="20"/>
               </w:rPr>
-              <w:t xml:space="preserve">Viloxazine use was 0% in both 2019 and 2021 and is not shown.</w:t>
+              <w:t xml:space="preserve">Participants who were on different formulations of the same</w:t>
+            </w:r>
+            <w:r xmlns:w="http://schemas.openxmlformats.org/wordprocessingml/2006/main">
+              <w:rPr>
+                <w:rFonts w:ascii="Calibri" w:hAnsi="Calibri"/>
+                <w:sz w:val="20"/>
+              </w:rPr>
+              <w:t xml:space="preserve"> </w:t>
+            </w:r>
+            <w:r>
+              <w:rPr>
+                <w:rFonts w:ascii="Calibri" w:hAnsi="Calibri"/>
+                <w:sz w:val="20"/>
+              </w:rPr>
+              <w:t xml:space="preserve">drug (e.g., normal and extended-release) were included in the same category</w:t>
+            </w:r>
+            <w:r xmlns:w="http://schemas.openxmlformats.org/wordprocessingml/2006/main">
+              <w:rPr>
+                <w:rFonts w:ascii="Calibri" w:hAnsi="Calibri"/>
+                <w:sz w:val="20"/>
+              </w:rPr>
+              <w:t xml:space="preserve"> </w:t>
+            </w:r>
+            <w:r>
+              <w:rPr>
+                <w:rFonts w:ascii="Calibri" w:hAnsi="Calibri"/>
+                <w:sz w:val="20"/>
+              </w:rPr>
+              <w:t xml:space="preserve">and not under "Mixed therapy."</w:t>
             </w:r>
           </w:p>
         </w:tc>
@@ -1129,10 +1050,10 @@
   <w:docDefaults>
     <w:rPrDefault>
       <w:rPr>
-        <w:rFonts w:asciiTheme="minorHAnsi" w:cstheme="minorBidi" w:eastAsiaTheme="minorHAnsi" w:hAnsiTheme="minorHAnsi"/>
+        <w:rFonts w:asciiTheme="minorHAnsi" w:cstheme="minorBidi" w:eastAsiaTheme="minorEastAsia" w:hAnsiTheme="minorHAnsi"/>
         <w:sz w:val="24"/>
         <w:szCs w:val="24"/>
-        <w:lang w:bidi="ar-SA" w:eastAsia="en-US" w:val="en-US"/>
+        <w:lang w:bidi="ar-SA" w:eastAsia="zh-CN" w:val="en-US"/>
       </w:rPr>
     </w:rPrDefault>
     <w:pPrDefault>
@@ -1673,13 +1594,6 @@
       </w:tblCellMar>
     </w:tblPr>
     <w:tblStylePr w:type="firstRow">
-      <w:tblPr>
-        <w:jc w:val="left"/>
-        <w:tblInd w:type="dxa" w:w="0"/>
-      </w:tblPr>
-      <w:trPr>
-        <w:jc w:val="left"/>
-      </w:trPr>
       <w:tcPr>
         <w:tcBorders>
           <w:bottom w:val="single"/>
